--- a/worksheets/MS_L12_CharacterFoundry_Worksheet.docx
+++ b/worksheets/MS_L12_CharacterFoundry_Worksheet.docx
@@ -558,7 +558,7 @@
                 <w:sz w:val="21"/>
                 <w:szCs w:val="21"/>
               </w:rPr>
-              <w:t xml:space="preserve">How many binary combinations are there with 2 bits? 4 bits? 8 bits?</w:t>
+              <w:t xml:space="preserve">A vending machine has 4 buttons. How many different combinations of two presses are there? What about 8 buttons?</w:t>
             </w:r>
           </w:p>
           <w:tbl>
